--- a/Daniel He BASE Cover Letter.docx
+++ b/Daniel He BASE Cover Letter.docx
@@ -203,7 +203,21 @@
           <w:rFonts w:asciiTheme="minorHAnsi" w:hAnsiTheme="minorHAnsi"/>
           <w:color w:val="000000"/>
         </w:rPr>
-        <w:t xml:space="preserve">. As a sophomore </w:t>
+        <w:t xml:space="preserve">. As a </w:t>
+      </w:r>
+      <w:r>
+        <w:rPr>
+          <w:rFonts w:asciiTheme="minorHAnsi" w:hAnsiTheme="minorHAnsi"/>
+          <w:color w:val="000000"/>
+        </w:rPr>
+        <w:t>junior</w:t>
+      </w:r>
+      <w:r>
+        <w:rPr>
+          <w:rFonts w:asciiTheme="minorHAnsi" w:hAnsiTheme="minorHAnsi"/>
+          <w:color w:val="000000"/>
+        </w:rPr>
+        <w:t xml:space="preserve"> </w:t>
       </w:r>
       <w:r>
         <w:rPr>
@@ -368,27 +382,6 @@
         </w:rPr>
         <w:t xml:space="preserve"> and learning to my coworkers and manager. </w:t>
       </w:r>
-      <w:r>
-        <w:rPr>
-          <w:rFonts w:asciiTheme="minorHAnsi" w:hAnsiTheme="minorHAnsi"/>
-          <w:color w:val="000000"/>
-        </w:rPr>
-        <w:t>These projects required many rounds of iterative feedback and lots of effective communication with coworkers</w:t>
-      </w:r>
-      <w:r>
-        <w:rPr>
-          <w:rFonts w:asciiTheme="minorHAnsi" w:hAnsiTheme="minorHAnsi"/>
-          <w:color w:val="000000"/>
-        </w:rPr>
-        <w:t>, as well critical thinking and time management</w:t>
-      </w:r>
-      <w:r>
-        <w:rPr>
-          <w:rFonts w:asciiTheme="minorHAnsi" w:hAnsiTheme="minorHAnsi"/>
-          <w:color w:val="000000"/>
-        </w:rPr>
-        <w:t>.</w:t>
-      </w:r>
     </w:p>
     <w:p>
       <w:pPr>
@@ -404,106 +397,9 @@
           <w:rFonts w:asciiTheme="minorHAnsi" w:hAnsiTheme="minorHAnsi"/>
           <w:color w:val="000000"/>
         </w:rPr>
-        <w:t xml:space="preserve">In my free time, </w:t>
-      </w:r>
-      <w:r>
-        <w:rPr>
-          <w:rFonts w:asciiTheme="minorHAnsi" w:hAnsiTheme="minorHAnsi"/>
-          <w:color w:val="000000"/>
-        </w:rPr>
-        <w:t>I</w:t>
-      </w:r>
-      <w:r>
-        <w:rPr>
-          <w:rFonts w:asciiTheme="minorHAnsi" w:hAnsiTheme="minorHAnsi"/>
-          <w:color w:val="000000"/>
-        </w:rPr>
-        <w:t xml:space="preserve"> regularly</w:t>
-      </w:r>
-      <w:r>
-        <w:rPr>
-          <w:rFonts w:asciiTheme="minorHAnsi" w:hAnsiTheme="minorHAnsi"/>
-          <w:color w:val="000000"/>
-        </w:rPr>
-        <w:t xml:space="preserve"> </w:t>
-      </w:r>
-      <w:r>
-        <w:rPr>
-          <w:rFonts w:asciiTheme="minorHAnsi" w:hAnsiTheme="minorHAnsi"/>
-          <w:color w:val="000000"/>
-        </w:rPr>
-        <w:t>contribute</w:t>
-      </w:r>
-      <w:r>
-        <w:rPr>
-          <w:rFonts w:asciiTheme="minorHAnsi" w:hAnsiTheme="minorHAnsi"/>
-          <w:color w:val="000000"/>
-        </w:rPr>
-        <w:t xml:space="preserve"> to team projects that emphasize usability</w:t>
-      </w:r>
-      <w:r>
-        <w:rPr>
-          <w:rFonts w:asciiTheme="minorHAnsi" w:hAnsiTheme="minorHAnsi"/>
-          <w:color w:val="000000"/>
-        </w:rPr>
-        <w:t xml:space="preserve">, </w:t>
-      </w:r>
-      <w:r>
-        <w:rPr>
-          <w:rFonts w:asciiTheme="minorHAnsi" w:hAnsiTheme="minorHAnsi"/>
-          <w:color w:val="000000"/>
-        </w:rPr>
-        <w:t>delivery</w:t>
-      </w:r>
-      <w:r>
-        <w:rPr>
-          <w:rFonts w:asciiTheme="minorHAnsi" w:hAnsiTheme="minorHAnsi"/>
-          <w:color w:val="000000"/>
-        </w:rPr>
-        <w:t xml:space="preserve">, and </w:t>
-      </w:r>
-      <w:r>
-        <w:rPr>
-          <w:rFonts w:asciiTheme="minorHAnsi" w:hAnsiTheme="minorHAnsi"/>
-          <w:color w:val="000000"/>
-        </w:rPr>
-        <w:t>real-world</w:t>
-      </w:r>
-      <w:r>
-        <w:rPr>
-          <w:rFonts w:asciiTheme="minorHAnsi" w:hAnsiTheme="minorHAnsi"/>
-          <w:color w:val="000000"/>
-        </w:rPr>
-        <w:t xml:space="preserve"> impact</w:t>
-      </w:r>
-      <w:r>
-        <w:rPr>
-          <w:rFonts w:asciiTheme="minorHAnsi" w:hAnsiTheme="minorHAnsi"/>
-          <w:color w:val="000000"/>
-        </w:rPr>
-        <w:t xml:space="preserve">. </w:t>
-      </w:r>
-      <w:r>
-        <w:rPr>
-          <w:rFonts w:asciiTheme="minorHAnsi" w:hAnsiTheme="minorHAnsi"/>
-          <w:color w:val="000000"/>
-        </w:rPr>
-        <w:t xml:space="preserve">Currently, I’m exploring using trees to predict Motor failure and </w:t>
-      </w:r>
-      <w:r>
-        <w:rPr>
-          <w:rFonts w:asciiTheme="minorHAnsi" w:hAnsiTheme="minorHAnsi"/>
-          <w:color w:val="000000"/>
-        </w:rPr>
-        <w:t xml:space="preserve">just finished </w:t>
-      </w:r>
-      <w:r>
-        <w:rPr>
-          <w:rFonts w:asciiTheme="minorHAnsi" w:hAnsiTheme="minorHAnsi"/>
-          <w:color w:val="000000"/>
-        </w:rPr>
-        <w:t xml:space="preserve">a Research Assistant role on a paper on </w:t>
-      </w:r>
+        <w:t xml:space="preserve">This past summer, I interned at </w:t>
+      </w:r>
+      <w:proofErr w:type="spellStart"/>
       <w:r>
         <w:rPr>
           <w:rFonts w:asciiTheme="minorHAnsi" w:hAnsiTheme="minorHAnsi"/>
@@ -511,79 +407,15 @@
           <w:bCs/>
           <w:color w:val="000000"/>
         </w:rPr>
-        <w:t>LLM</w:t>
-      </w:r>
-      <w:r>
-        <w:rPr>
-          <w:rFonts w:asciiTheme="minorHAnsi" w:hAnsiTheme="minorHAnsi"/>
-          <w:color w:val="000000"/>
-        </w:rPr>
-        <w:t xml:space="preserve"> hallucinations by using an LLM judge (Co-authored a paper </w:t>
-      </w:r>
-      <w:r>
-        <w:rPr>
-          <w:rFonts w:asciiTheme="minorHAnsi" w:hAnsiTheme="minorHAnsi"/>
-          <w:color w:val="000000"/>
-        </w:rPr>
-        <w:t>submitted to</w:t>
-      </w:r>
-      <w:r>
-        <w:rPr>
-          <w:rFonts w:asciiTheme="minorHAnsi" w:hAnsiTheme="minorHAnsi"/>
-          <w:color w:val="000000"/>
-        </w:rPr>
-        <w:t xml:space="preserve"> COLM).</w:t>
-      </w:r>
-      <w:r>
-        <w:rPr>
-          <w:rFonts w:asciiTheme="minorHAnsi" w:hAnsiTheme="minorHAnsi"/>
-          <w:color w:val="000000"/>
-        </w:rPr>
-        <w:t xml:space="preserve"> </w:t>
-      </w:r>
-      <w:r>
-        <w:rPr>
-          <w:rFonts w:asciiTheme="minorHAnsi" w:hAnsiTheme="minorHAnsi"/>
-          <w:color w:val="000000"/>
-        </w:rPr>
-        <w:t>At</w:t>
-      </w:r>
-      <w:r>
-        <w:rPr>
-          <w:rStyle w:val="apple-converted-space"/>
-          <w:rFonts w:asciiTheme="minorHAnsi" w:eastAsiaTheme="majorEastAsia" w:hAnsiTheme="minorHAnsi"/>
-          <w:color w:val="000000"/>
-        </w:rPr>
-        <w:t> </w:t>
-      </w:r>
-      <w:r>
-        <w:rPr>
-          <w:rStyle w:val="Strong"/>
-          <w:rFonts w:asciiTheme="minorHAnsi" w:eastAsiaTheme="majorEastAsia" w:hAnsiTheme="minorHAnsi"/>
-          <w:color w:val="000000"/>
-        </w:rPr>
-        <w:t>Ignition Hacks</w:t>
-      </w:r>
-      <w:r>
-        <w:rPr>
-          <w:rFonts w:asciiTheme="minorHAnsi" w:hAnsiTheme="minorHAnsi"/>
-          <w:color w:val="000000"/>
-        </w:rPr>
-        <w:t xml:space="preserve">, my team placed 3rd out of 437 participants by developing a grocery optimization web app, where I designed the </w:t>
-      </w:r>
-      <w:r>
-        <w:rPr>
-          <w:rFonts w:asciiTheme="minorHAnsi" w:hAnsiTheme="minorHAnsi"/>
-          <w:color w:val="000000"/>
-        </w:rPr>
-        <w:t xml:space="preserve">core </w:t>
-      </w:r>
-      <w:r>
-        <w:rPr>
-          <w:rFonts w:asciiTheme="minorHAnsi" w:hAnsiTheme="minorHAnsi"/>
-          <w:color w:val="000000"/>
-        </w:rPr>
-        <w:t xml:space="preserve">backend algorithm in Python and </w:t>
+        <w:t>OpsGuru</w:t>
+      </w:r>
+      <w:proofErr w:type="spellEnd"/>
+      <w:r>
+        <w:rPr>
+          <w:rFonts w:asciiTheme="minorHAnsi" w:hAnsiTheme="minorHAnsi"/>
+          <w:color w:val="000000"/>
+        </w:rPr>
+        <w:t xml:space="preserve">, an AWS Premier Partner, where I worked on accelerators for customer facing AI Agent solution on </w:t>
       </w:r>
       <w:r>
         <w:rPr>
@@ -592,35 +424,14 @@
           <w:bCs/>
           <w:color w:val="000000"/>
         </w:rPr>
-        <w:t>JavaScript</w:t>
-      </w:r>
-      <w:r>
-        <w:rPr>
-          <w:rFonts w:asciiTheme="minorHAnsi" w:hAnsiTheme="minorHAnsi"/>
-          <w:color w:val="000000"/>
-        </w:rPr>
-        <w:t xml:space="preserve">. </w:t>
-      </w:r>
-      <w:r>
-        <w:rPr>
-          <w:rFonts w:asciiTheme="minorHAnsi" w:hAnsiTheme="minorHAnsi"/>
-          <w:color w:val="000000"/>
-        </w:rPr>
-        <w:t>Recently</w:t>
-      </w:r>
-      <w:r>
-        <w:rPr>
-          <w:rFonts w:asciiTheme="minorHAnsi" w:hAnsiTheme="minorHAnsi"/>
-          <w:color w:val="000000"/>
-        </w:rPr>
-        <w:t xml:space="preserve">, </w:t>
-      </w:r>
-      <w:r>
-        <w:rPr>
-          <w:rFonts w:asciiTheme="minorHAnsi" w:hAnsiTheme="minorHAnsi"/>
-          <w:color w:val="000000"/>
-        </w:rPr>
-        <w:t xml:space="preserve">I spearheaded the development of the backend server of a real time ASL-to-speech and speech-to-text web app that won MLH’s best use of </w:t>
+        <w:t>AWS</w:t>
+      </w:r>
+      <w:r>
+        <w:rPr>
+          <w:rFonts w:asciiTheme="minorHAnsi" w:hAnsiTheme="minorHAnsi"/>
+          <w:color w:val="000000"/>
+        </w:rPr>
+        <w:t xml:space="preserve"> Bedrock </w:t>
       </w:r>
       <w:proofErr w:type="spellStart"/>
       <w:r>
@@ -628,7 +439,7 @@
           <w:rFonts w:asciiTheme="minorHAnsi" w:hAnsiTheme="minorHAnsi"/>
           <w:color w:val="000000"/>
         </w:rPr>
-        <w:t>ElevenLabs</w:t>
+        <w:t>AgentCore</w:t>
       </w:r>
       <w:proofErr w:type="spellEnd"/>
       <w:r>
@@ -636,9 +447,8 @@
           <w:rFonts w:asciiTheme="minorHAnsi" w:hAnsiTheme="minorHAnsi"/>
           <w:color w:val="000000"/>
         </w:rPr>
-        <w:t xml:space="preserve"> at </w:t>
-      </w:r>
-      <w:proofErr w:type="spellStart"/>
+        <w:t xml:space="preserve"> and Terraform. I built a multi-agent accelerator used by </w:t>
+      </w:r>
       <w:r>
         <w:rPr>
           <w:rFonts w:asciiTheme="minorHAnsi" w:hAnsiTheme="minorHAnsi"/>
@@ -646,17 +456,160 @@
           <w:bCs/>
           <w:color w:val="000000"/>
         </w:rPr>
-        <w:t>HackTrent</w:t>
-      </w:r>
-      <w:proofErr w:type="spellEnd"/>
-      <w:r>
-        <w:rPr>
-          <w:rFonts w:asciiTheme="minorHAnsi" w:hAnsiTheme="minorHAnsi"/>
-          <w:color w:val="000000"/>
-        </w:rPr>
-        <w:t xml:space="preserve">, using </w:t>
-      </w:r>
-      <w:proofErr w:type="spellStart"/>
+        <w:t>15 Engineers</w:t>
+      </w:r>
+      <w:r>
+        <w:rPr>
+          <w:rFonts w:asciiTheme="minorHAnsi" w:hAnsiTheme="minorHAnsi"/>
+          <w:color w:val="000000"/>
+        </w:rPr>
+        <w:t xml:space="preserve"> and a Deep Agent accelerator that reduced retained memory tokens by ~40% using threshold-based compression. </w:t>
+      </w:r>
+      <w:r>
+        <w:rPr>
+          <w:rFonts w:asciiTheme="minorHAnsi" w:hAnsiTheme="minorHAnsi"/>
+          <w:color w:val="000000"/>
+        </w:rPr>
+        <w:t>These projects required many rounds of iterative feedback and lots of effective communication with coworkers, as well critical thinking and time management.</w:t>
+      </w:r>
+    </w:p>
+    <w:p>
+      <w:pPr>
+        <w:pStyle w:val="NormalWeb"/>
+        <w:spacing w:after="160" w:afterAutospacing="0"/>
+        <w:rPr>
+          <w:rFonts w:asciiTheme="minorHAnsi" w:hAnsiTheme="minorHAnsi"/>
+          <w:color w:val="000000"/>
+        </w:rPr>
+      </w:pPr>
+      <w:r>
+        <w:rPr>
+          <w:rFonts w:asciiTheme="minorHAnsi" w:hAnsiTheme="minorHAnsi"/>
+          <w:color w:val="000000"/>
+        </w:rPr>
+        <w:t xml:space="preserve">In my free time, </w:t>
+      </w:r>
+      <w:r>
+        <w:rPr>
+          <w:rFonts w:asciiTheme="minorHAnsi" w:hAnsiTheme="minorHAnsi"/>
+          <w:color w:val="000000"/>
+        </w:rPr>
+        <w:t>I</w:t>
+      </w:r>
+      <w:r>
+        <w:rPr>
+          <w:rFonts w:asciiTheme="minorHAnsi" w:hAnsiTheme="minorHAnsi"/>
+          <w:color w:val="000000"/>
+        </w:rPr>
+        <w:t xml:space="preserve"> regularly</w:t>
+      </w:r>
+      <w:r>
+        <w:rPr>
+          <w:rFonts w:asciiTheme="minorHAnsi" w:hAnsiTheme="minorHAnsi"/>
+          <w:color w:val="000000"/>
+        </w:rPr>
+        <w:t xml:space="preserve"> </w:t>
+      </w:r>
+      <w:r>
+        <w:rPr>
+          <w:rFonts w:asciiTheme="minorHAnsi" w:hAnsiTheme="minorHAnsi"/>
+          <w:color w:val="000000"/>
+        </w:rPr>
+        <w:t>contribute</w:t>
+      </w:r>
+      <w:r>
+        <w:rPr>
+          <w:rFonts w:asciiTheme="minorHAnsi" w:hAnsiTheme="minorHAnsi"/>
+          <w:color w:val="000000"/>
+        </w:rPr>
+        <w:t xml:space="preserve"> to team projects that emphasize usability</w:t>
+      </w:r>
+      <w:r>
+        <w:rPr>
+          <w:rFonts w:asciiTheme="minorHAnsi" w:hAnsiTheme="minorHAnsi"/>
+          <w:color w:val="000000"/>
+        </w:rPr>
+        <w:t xml:space="preserve">, </w:t>
+      </w:r>
+      <w:r>
+        <w:rPr>
+          <w:rFonts w:asciiTheme="minorHAnsi" w:hAnsiTheme="minorHAnsi"/>
+          <w:color w:val="000000"/>
+        </w:rPr>
+        <w:t>delivery</w:t>
+      </w:r>
+      <w:r>
+        <w:rPr>
+          <w:rFonts w:asciiTheme="minorHAnsi" w:hAnsiTheme="minorHAnsi"/>
+          <w:color w:val="000000"/>
+        </w:rPr>
+        <w:t xml:space="preserve">, and </w:t>
+      </w:r>
+      <w:r>
+        <w:rPr>
+          <w:rFonts w:asciiTheme="minorHAnsi" w:hAnsiTheme="minorHAnsi"/>
+          <w:color w:val="000000"/>
+        </w:rPr>
+        <w:t>real-world</w:t>
+      </w:r>
+      <w:r>
+        <w:rPr>
+          <w:rFonts w:asciiTheme="minorHAnsi" w:hAnsiTheme="minorHAnsi"/>
+          <w:color w:val="000000"/>
+        </w:rPr>
+        <w:t xml:space="preserve"> impact</w:t>
+      </w:r>
+      <w:r>
+        <w:rPr>
+          <w:rFonts w:asciiTheme="minorHAnsi" w:hAnsiTheme="minorHAnsi"/>
+          <w:color w:val="000000"/>
+        </w:rPr>
+        <w:t xml:space="preserve">. </w:t>
+      </w:r>
+      <w:r>
+        <w:rPr>
+          <w:rFonts w:asciiTheme="minorHAnsi" w:hAnsiTheme="minorHAnsi"/>
+          <w:color w:val="000000"/>
+        </w:rPr>
+        <w:t xml:space="preserve">Currently, I’m exploring using </w:t>
+      </w:r>
+      <w:proofErr w:type="gramStart"/>
+      <w:r>
+        <w:rPr>
+          <w:rFonts w:asciiTheme="minorHAnsi" w:hAnsiTheme="minorHAnsi"/>
+          <w:color w:val="000000"/>
+        </w:rPr>
+        <w:t>lower level</w:t>
+      </w:r>
+      <w:proofErr w:type="gramEnd"/>
+      <w:r>
+        <w:rPr>
+          <w:rFonts w:asciiTheme="minorHAnsi" w:hAnsiTheme="minorHAnsi"/>
+          <w:color w:val="000000"/>
+        </w:rPr>
+        <w:t xml:space="preserve"> languages to improve LLM inference on the systems level </w:t>
+      </w:r>
+      <w:r>
+        <w:rPr>
+          <w:rFonts w:asciiTheme="minorHAnsi" w:hAnsiTheme="minorHAnsi"/>
+          <w:color w:val="000000"/>
+        </w:rPr>
+        <w:t xml:space="preserve">and </w:t>
+      </w:r>
+      <w:r>
+        <w:rPr>
+          <w:rFonts w:asciiTheme="minorHAnsi" w:hAnsiTheme="minorHAnsi"/>
+          <w:color w:val="000000"/>
+        </w:rPr>
+        <w:t xml:space="preserve">just finished </w:t>
+      </w:r>
+      <w:r>
+        <w:rPr>
+          <w:rFonts w:asciiTheme="minorHAnsi" w:hAnsiTheme="minorHAnsi"/>
+          <w:color w:val="000000"/>
+        </w:rPr>
+        <w:t xml:space="preserve">a Research Assistant role on a paper on </w:t>
+      </w:r>
       <w:r>
         <w:rPr>
           <w:rFonts w:asciiTheme="minorHAnsi" w:hAnsiTheme="minorHAnsi"/>
@@ -664,85 +617,42 @@
           <w:bCs/>
           <w:color w:val="000000"/>
         </w:rPr>
-        <w:t>FastAPI</w:t>
-      </w:r>
-      <w:proofErr w:type="spellEnd"/>
-      <w:r>
-        <w:rPr>
-          <w:rFonts w:asciiTheme="minorHAnsi" w:hAnsiTheme="minorHAnsi"/>
-          <w:b/>
-          <w:bCs/>
-          <w:color w:val="000000"/>
-        </w:rPr>
-        <w:t xml:space="preserve">, Docker, </w:t>
-      </w:r>
-      <w:proofErr w:type="spellStart"/>
-      <w:r>
-        <w:rPr>
-          <w:rFonts w:asciiTheme="minorHAnsi" w:hAnsiTheme="minorHAnsi"/>
-          <w:b/>
-          <w:bCs/>
-          <w:color w:val="000000"/>
-        </w:rPr>
-        <w:t>MediaPipe</w:t>
-      </w:r>
-      <w:proofErr w:type="spellEnd"/>
-      <w:r>
-        <w:rPr>
-          <w:rFonts w:asciiTheme="minorHAnsi" w:hAnsiTheme="minorHAnsi"/>
-          <w:b/>
-          <w:bCs/>
-          <w:color w:val="000000"/>
-        </w:rPr>
-        <w:t xml:space="preserve">, </w:t>
-      </w:r>
-      <w:r>
-        <w:rPr>
-          <w:rFonts w:asciiTheme="minorHAnsi" w:hAnsiTheme="minorHAnsi"/>
-          <w:b/>
-          <w:bCs/>
-          <w:color w:val="000000"/>
-        </w:rPr>
-        <w:t xml:space="preserve">Render, </w:t>
-      </w:r>
-      <w:r>
-        <w:rPr>
-          <w:rFonts w:asciiTheme="minorHAnsi" w:hAnsiTheme="minorHAnsi"/>
-          <w:color w:val="000000"/>
-        </w:rPr>
-        <w:t xml:space="preserve">and </w:t>
-      </w:r>
-      <w:r>
-        <w:rPr>
-          <w:rFonts w:asciiTheme="minorHAnsi" w:hAnsiTheme="minorHAnsi"/>
-          <w:b/>
-          <w:bCs/>
-          <w:color w:val="000000"/>
-        </w:rPr>
-        <w:t>RESTful APIs</w:t>
-      </w:r>
-      <w:r>
-        <w:rPr>
-          <w:rFonts w:asciiTheme="minorHAnsi" w:hAnsiTheme="minorHAnsi"/>
-          <w:b/>
-          <w:bCs/>
-          <w:color w:val="000000"/>
-        </w:rPr>
-        <w:t>.</w:t>
-      </w:r>
-      <w:r>
-        <w:rPr>
-          <w:rFonts w:asciiTheme="minorHAnsi" w:hAnsiTheme="minorHAnsi"/>
-          <w:color w:val="000000"/>
-        </w:rPr>
-        <w:t xml:space="preserve">. </w:t>
-      </w:r>
-      <w:r>
-        <w:rPr>
-          <w:rFonts w:asciiTheme="minorHAnsi" w:hAnsiTheme="minorHAnsi"/>
-          <w:color w:val="000000"/>
-        </w:rPr>
-        <w:t>Each of these experiences has helped me learn how to adapt to new codebases faster and better leverage technology into tools that can be used on a day-to-day basis.</w:t>
+        <w:t>LLM</w:t>
+      </w:r>
+      <w:r>
+        <w:rPr>
+          <w:rFonts w:asciiTheme="minorHAnsi" w:hAnsiTheme="minorHAnsi"/>
+          <w:color w:val="000000"/>
+        </w:rPr>
+        <w:t xml:space="preserve"> hallucinations by using an LLM judge (Co-authored a p</w:t>
+      </w:r>
+      <w:r>
+        <w:rPr>
+          <w:rFonts w:asciiTheme="minorHAnsi" w:hAnsiTheme="minorHAnsi"/>
+          <w:color w:val="000000"/>
+        </w:rPr>
+        <w:t>aper submitted to COLM 2026</w:t>
+      </w:r>
+      <w:r>
+        <w:rPr>
+          <w:rFonts w:asciiTheme="minorHAnsi" w:hAnsiTheme="minorHAnsi"/>
+          <w:color w:val="000000"/>
+        </w:rPr>
+        <w:t>).</w:t>
+      </w:r>
+      <w:r>
+        <w:rPr>
+          <w:rFonts w:asciiTheme="minorHAnsi" w:hAnsiTheme="minorHAnsi"/>
+          <w:color w:val="000000"/>
+        </w:rPr>
+        <w:t xml:space="preserve"> </w:t>
+      </w:r>
+      <w:r>
+        <w:rPr>
+          <w:rFonts w:asciiTheme="minorHAnsi" w:hAnsiTheme="minorHAnsi"/>
+          <w:color w:val="000000"/>
+        </w:rPr>
+        <w:t>I’ve won at three different hackathons these past few years, where I’ve built everything from frontend pages to complete backend servers.</w:t>
       </w:r>
     </w:p>
     <w:p>

--- a/Daniel He BASE Cover Letter.docx
+++ b/Daniel He BASE Cover Letter.docx
@@ -463,14 +463,7 @@
           <w:rFonts w:asciiTheme="minorHAnsi" w:hAnsiTheme="minorHAnsi"/>
           <w:color w:val="000000"/>
         </w:rPr>
-        <w:t xml:space="preserve"> and a Deep Agent accelerator that reduced retained memory tokens by ~40% using threshold-based compression. </w:t>
-      </w:r>
-      <w:r>
-        <w:rPr>
-          <w:rFonts w:asciiTheme="minorHAnsi" w:hAnsiTheme="minorHAnsi"/>
-          <w:color w:val="000000"/>
-        </w:rPr>
-        <w:t>These projects required many rounds of iterative feedback and lots of effective communication with coworkers, as well critical thinking and time management.</w:t>
+        <w:t xml:space="preserve"> and a Deep Agent accelerator that reduced retained memory tokens by ~40% using threshold-based compression. These projects required many rounds of iterative feedback and lots of effective communication with coworkers, as well critical thinking and time management.</w:t>
       </w:r>
     </w:p>
     <w:p>
@@ -631,7 +624,14 @@
           <w:rFonts w:asciiTheme="minorHAnsi" w:hAnsiTheme="minorHAnsi"/>
           <w:color w:val="000000"/>
         </w:rPr>
-        <w:t>aper submitted to COLM 2026</w:t>
+        <w:t xml:space="preserve">aper </w:t>
+      </w:r>
+      <w:r>
+        <w:rPr>
+          <w:rFonts w:asciiTheme="minorHAnsi" w:hAnsiTheme="minorHAnsi"/>
+          <w:color w:val="000000"/>
+        </w:rPr>
+        <w:t>under review at ICLR 2027</w:t>
       </w:r>
       <w:r>
         <w:rPr>
